--- a/docs/llgs_summary_report.docx
+++ b/docs/llgs_summary_report.docx
@@ -140,7 +140,7 @@
           <w:i/>
           <w:color w:val="666666"/>
         </w:rPr>
-        <w:t>更新贡献人:ps</w:t>
+        <w:t>更新贡献人:ps、wcx</w:t>
       </w:r>
     </w:p>
     <w:p>
@@ -165,7 +165,7 @@
           <w:i/>
           <w:color w:val="666666"/>
         </w:rPr>
-        <w:t>更新贡献人:ps</w:t>
+        <w:t>更新贡献人:ps、wcx</w:t>
       </w:r>
     </w:p>
     <w:p>

--- a/docs/llgs_summary_report.docx
+++ b/docs/llgs_summary_report.docx
@@ -128,10 +128,10 @@
         <w:rPr>
           <w:b/>
         </w:rPr>
-        <w:t>v1.0.0</w:t>
+        <w:t>v1.1.0</w:t>
       </w:r>
       <w:r>
-        <w:t>(2026-08-30)</w:t>
+        <w:t>(2026-09-05)</w:t>
       </w:r>
     </w:p>
     <w:p>
@@ -353,6 +353,77 @@
       </w:r>
       <w:r>
         <w:t>:Vitest 7 项(题库规模与年份唯一 / 抽题年份互异 / 初始乱序 / 判定锁定与通关 / 错位标注 / 提示道具 / 完整一局);全量 127 项通过</w:t>
+      </w:r>
+    </w:p>
+    <w:p>
+      <w:pPr>
+        <w:pStyle w:val="Heading3"/>
+      </w:pPr>
+      <w:r>
+        <w:t>v1.1.0(2026-09-05)</w:t>
+      </w:r>
+    </w:p>
+    <w:p>
+      <w:r>
+        <w:rPr>
+          <w:i/>
+          <w:color w:val="666666"/>
+        </w:rPr>
+        <w:t>更新贡献人:ps、wcx</w:t>
+      </w:r>
+    </w:p>
+    <w:p>
+      <w:r/>
+      <w:r>
+        <w:rPr>
+          <w:b/>
+        </w:rPr>
+        <w:t>题库大扩充(60 → 143 条)</w:t>
+      </w:r>
+      <w:r/>
+    </w:p>
+    <w:p>
+      <w:pPr>
+        <w:pStyle w:val="ListBullet"/>
+      </w:pPr>
+      <w:r>
+        <w:t>按最新课标全面检查并补充高频考点:</w:t>
+      </w:r>
+    </w:p>
+    <w:p>
+      <w:r>
+        <w:t xml:space="preserve">  - 中国古代史新增 21 条(平王东迁/商鞅变法/西汉建立/三国鼎立/淝水之战/贞观之治/开元盛世/王安石变法/郑成功收复台湾等);</w:t>
+      </w:r>
+    </w:p>
+    <w:p>
+      <w:r>
+        <w:t xml:space="preserve">  - 中国近代史新增 16 条(虎门销烟/三元里抗英/《天津条约》/火烧圆明园/左宗棠收复新疆/《马关条约》/同盟会成立/九一八事变/一二·九运动等);</w:t>
+      </w:r>
+    </w:p>
+    <w:p>
+      <w:r>
+        <w:t xml:space="preserve">  - 中国现代史新增 11 条(抗美援朝胜利/第一颗原子弹/恢复联合国席位/十一届三中全会/香港澳门回归/加入世贸等);</w:t>
+      </w:r>
+    </w:p>
+    <w:p>
+      <w:r>
+        <w:t xml:space="preserve">  - 世界史新增 21 条(《大宪章》/文艺复兴/麦哲伦环球/宗教改革/马克思主义诞生/普法战争与意大利统一/慕尼黑协定/开罗雅尔塔会议/北约成立/欧共体/苏联解体等);</w:t>
+      </w:r>
+    </w:p>
+    <w:p>
+      <w:pPr>
+        <w:pStyle w:val="ListBullet"/>
+      </w:pPr>
+      <w:r>
+        <w:t>同年事件组(如 1861 三事件、1870 普法与意统、1976 四五与粉碎四人帮)保留为困难档辨析素材, 抽题时年份去重保证答案唯一(机制 v1.0.0 已有)</w:t>
+      </w:r>
+    </w:p>
+    <w:p>
+      <w:pPr>
+        <w:pStyle w:val="ListBullet"/>
+      </w:pPr>
+      <w:r>
+        <w:t>事件卡字号放大(text-xs), 移动端更易读</w:t>
       </w:r>
     </w:p>
     <w:sectPr>
